--- a/templates/Template_Radar Propriedade Intelectual_ Tecnologia e Privacidade.docx
+++ b/templates/Template_Radar Propriedade Intelectual_ Tecnologia e Privacidade.docx
@@ -101,7 +101,7 @@
                 <w:lang w:val="pt-BR" w:eastAsia="pt-BR"/>
               </w:rPr>
               <w:drawing>
-                <wp:inline distT="0" distB="0" distL="0" distR="0" wp14:anchorId="04F92EAD" wp14:editId="66806349">
+                <wp:inline distT="0" distB="0" distL="0" distR="0" wp14:anchorId="3849BC64" wp14:editId="7FCD21CA">
                   <wp:extent cx="6805930" cy="2519045"/>
                   <wp:effectExtent l="0" t="0" r="13970" b="14605"/>
                   <wp:docPr id="19" name="Imagem 6"/>
@@ -199,7 +199,7 @@
                 <w:szCs w:val="28"/>
                 <w:lang w:val="pt-BR" w:eastAsia="pt-BR"/>
               </w:rPr>
-              <w:t>portal</w:t>
+              <w:t>navegue pelas fontes</w:t>
             </w:r>
           </w:p>
         </w:tc>
@@ -1833,7 +1833,7 @@
                 <w:lang w:val="pt-BR" w:eastAsia="pt-BR"/>
               </w:rPr>
               <w:drawing>
-                <wp:anchor distT="0" distB="0" distL="114300" distR="114300" simplePos="0" relativeHeight="251660288" behindDoc="0" locked="0" layoutInCell="1" allowOverlap="1" wp14:anchorId="666DC973" wp14:editId="1CD62A21">
+                <wp:anchor distT="0" distB="0" distL="114300" distR="114300" simplePos="0" relativeHeight="251660288" behindDoc="0" locked="0" layoutInCell="1" allowOverlap="1" wp14:anchorId="7B963DF0" wp14:editId="4DD30E42">
                   <wp:simplePos x="0" y="0"/>
                   <wp:positionH relativeFrom="column">
                     <wp:posOffset>1391285</wp:posOffset>
@@ -1844,7 +1844,7 @@
                   <wp:extent cx="1314450" cy="361950"/>
                   <wp:effectExtent l="0" t="0" r="0" b="0"/>
                   <wp:wrapNone/>
-                  <wp:docPr id="2021438803" name="Imagem 3" descr="NEUTRA">
+                  <wp:docPr id="1912067965" name="Imagem 3" descr="NEUTRA">
                     <a:hlinkClick xmlns:a="http://schemas.openxmlformats.org/drawingml/2006/main" r:id="rId12"/>
                   </wp:docPr>
                   <wp:cNvGraphicFramePr>
@@ -1904,7 +1904,7 @@
                 <w:lang w:val="pt-BR" w:eastAsia="pt-BR"/>
               </w:rPr>
               <w:drawing>
-                <wp:anchor distT="0" distB="0" distL="114300" distR="114300" simplePos="0" relativeHeight="251659264" behindDoc="0" locked="0" layoutInCell="1" allowOverlap="1" wp14:anchorId="5F1AF64C" wp14:editId="2867B84C">
+                <wp:anchor distT="0" distB="0" distL="114300" distR="114300" simplePos="0" relativeHeight="251659264" behindDoc="0" locked="0" layoutInCell="1" allowOverlap="1" wp14:anchorId="34D6CD5F" wp14:editId="2F9195B9">
                   <wp:simplePos x="0" y="0"/>
                   <wp:positionH relativeFrom="column">
                     <wp:posOffset>-19050</wp:posOffset>
@@ -1915,7 +1915,7 @@
                   <wp:extent cx="1314450" cy="361950"/>
                   <wp:effectExtent l="0" t="0" r="0" b="0"/>
                   <wp:wrapNone/>
-                  <wp:docPr id="729434101" name="Imagem 2" descr="EXCELENTE">
+                  <wp:docPr id="601921997" name="Imagem 2" descr="EXCELENTE">
                     <a:hlinkClick xmlns:a="http://schemas.openxmlformats.org/drawingml/2006/main" r:id="rId14"/>
                   </wp:docPr>
                   <wp:cNvGraphicFramePr>
@@ -1975,7 +1975,7 @@
                 <w:lang w:val="pt-BR" w:eastAsia="pt-BR"/>
               </w:rPr>
               <w:drawing>
-                <wp:anchor distT="0" distB="0" distL="114300" distR="114300" simplePos="0" relativeHeight="251661312" behindDoc="0" locked="0" layoutInCell="1" allowOverlap="1" wp14:anchorId="2E160AA9" wp14:editId="1EA3C113">
+                <wp:anchor distT="0" distB="0" distL="114300" distR="114300" simplePos="0" relativeHeight="251661312" behindDoc="0" locked="0" layoutInCell="1" allowOverlap="1" wp14:anchorId="7F29965F" wp14:editId="797AB53E">
                   <wp:simplePos x="0" y="0"/>
                   <wp:positionH relativeFrom="column">
                     <wp:posOffset>2805430</wp:posOffset>
@@ -1986,7 +1986,7 @@
                   <wp:extent cx="1314450" cy="361950"/>
                   <wp:effectExtent l="0" t="0" r="0" b="0"/>
                   <wp:wrapNone/>
-                  <wp:docPr id="14509087" name="Imagem 4" descr="RUIM">
+                  <wp:docPr id="1959472316" name="Imagem 4" descr="RUIM">
                     <a:hlinkClick xmlns:a="http://schemas.openxmlformats.org/drawingml/2006/main" r:id="rId16"/>
                   </wp:docPr>
                   <wp:cNvGraphicFramePr>
@@ -2127,7 +2127,7 @@
                 <w:lang w:val="pt-BR"/>
               </w:rPr>
               <w:drawing>
-                <wp:inline distT="0" distB="0" distL="0" distR="0" wp14:anchorId="0B32BAEA" wp14:editId="1EE8CD9D">
+                <wp:inline distT="0" distB="0" distL="0" distR="0" wp14:anchorId="7387F9BD" wp14:editId="2FC78225">
                   <wp:extent cx="1794510" cy="336550"/>
                   <wp:effectExtent l="0" t="0" r="15240" b="6350"/>
                   <wp:docPr id="20" name="Imagem 5"/>
@@ -2216,7 +2216,7 @@
                 <w:lang w:val="pt-BR"/>
               </w:rPr>
               <w:drawing>
-                <wp:inline distT="0" distB="0" distL="0" distR="0" wp14:anchorId="1863F174" wp14:editId="753F77EE">
+                <wp:inline distT="0" distB="0" distL="0" distR="0" wp14:anchorId="7C13AE19" wp14:editId="0A851D73">
                   <wp:extent cx="267335" cy="267335"/>
                   <wp:effectExtent l="0" t="0" r="18415" b="18415"/>
                   <wp:docPr id="21" name="Imagem 1">
@@ -2307,7 +2307,7 @@
                 <w:lang w:val="pt-BR"/>
               </w:rPr>
               <w:drawing>
-                <wp:inline distT="0" distB="0" distL="0" distR="0" wp14:anchorId="2A7B7A3C" wp14:editId="21487F11">
+                <wp:inline distT="0" distB="0" distL="0" distR="0" wp14:anchorId="2E26893C" wp14:editId="472C5351">
                   <wp:extent cx="267335" cy="267335"/>
                   <wp:effectExtent l="0" t="0" r="18415" b="18415"/>
                   <wp:docPr id="22" name="Imagem 2">
@@ -2398,7 +2398,7 @@
                 <w:lang w:val="pt-BR"/>
               </w:rPr>
               <w:drawing>
-                <wp:inline distT="0" distB="0" distL="0" distR="0" wp14:anchorId="39C106DD" wp14:editId="7F09427C">
+                <wp:inline distT="0" distB="0" distL="0" distR="0" wp14:anchorId="15651666" wp14:editId="312A8490">
                   <wp:extent cx="267335" cy="267335"/>
                   <wp:effectExtent l="0" t="0" r="18415" b="18415"/>
                   <wp:docPr id="23" name="Imagem 3">
@@ -2489,7 +2489,7 @@
                 <w:lang w:val="pt-BR"/>
               </w:rPr>
               <w:drawing>
-                <wp:inline distT="0" distB="0" distL="0" distR="0" wp14:anchorId="1E742F1F" wp14:editId="3045C0FC">
+                <wp:inline distT="0" distB="0" distL="0" distR="0" wp14:anchorId="7677C0BC" wp14:editId="71A06408">
                   <wp:extent cx="267335" cy="267335"/>
                   <wp:effectExtent l="0" t="0" r="18415" b="18415"/>
                   <wp:docPr id="24" name="Imagem 4">
@@ -8521,7 +8521,7 @@
   <w:num w:numId="56" w16cid:durableId="984624683">
     <w:abstractNumId w:val="1"/>
   </w:num>
-  <w:num w:numId="57" w16cid:durableId="596258305">
+  <w:num w:numId="57" w16cid:durableId="1917741223">
     <w:abstractNumId w:val="22"/>
     <w:lvlOverride w:ilvl="0"/>
     <w:lvlOverride w:ilvl="1"/>
@@ -12578,15 +12578,15 @@
 </file>
 
 <file path=customXml/item1.xml><?xml version="1.0" encoding="utf-8"?>
+<b:Sources xmlns:b="http://schemas.openxmlformats.org/officeDocument/2006/bibliography" xmlns="http://schemas.openxmlformats.org/officeDocument/2006/bibliography" SelectedStyle="\APASixthEditionOfficeOnline.xsl" StyleName="APA" Version="6"/>
+</file>
+
+<file path=customXml/item2.xml><?xml version="1.0" encoding="utf-8"?>
 <TemplafyTemplateConfiguration><![CDATA[{"elementsMetadata":[],"transformationConfigurations":[],"templateName":"Modelo em branco [Template]","templateDescription":"","enableDocumentContentUpdater":false,"version":"2.0"}]]></TemplafyTemplateConfiguration>
 </file>
 
-<file path=customXml/item2.xml><?xml version="1.0" encoding="utf-8"?>
+<file path=customXml/item3.xml><?xml version="1.0" encoding="utf-8"?>
 <TemplafyFormConfiguration><![CDATA[{"formFields":[],"formDataEntries":[]}]]></TemplafyFormConfiguration>
-</file>
-
-<file path=customXml/item3.xml><?xml version="1.0" encoding="utf-8"?>
-<b:Sources xmlns:b="http://schemas.openxmlformats.org/officeDocument/2006/bibliography" xmlns="http://schemas.openxmlformats.org/officeDocument/2006/bibliography" SelectedStyle="\APASixthEditionOfficeOnline.xsl" StyleName="APA" Version="6"/>
 </file>
 
 <file path=customXml/item4.xml><?xml version="1.0" encoding="utf-8"?>
@@ -12871,18 +12871,6 @@
 </file>
 
 <file path=customXml/itemProps1.xml><?xml version="1.0" encoding="utf-8"?>
-<ds:datastoreItem xmlns:ds="http://schemas.openxmlformats.org/officeDocument/2006/customXml" ds:itemID="{AB96A45D-AC0B-4A9D-9F5A-548FEA5AE80E}">
-  <ds:schemaRefs/>
-</ds:datastoreItem>
-</file>
-
-<file path=customXml/itemProps2.xml><?xml version="1.0" encoding="utf-8"?>
-<ds:datastoreItem xmlns:ds="http://schemas.openxmlformats.org/officeDocument/2006/customXml" ds:itemID="{EC0589DF-0B6E-4368-9754-428294D10477}">
-  <ds:schemaRefs/>
-</ds:datastoreItem>
-</file>
-
-<file path=customXml/itemProps3.xml><?xml version="1.0" encoding="utf-8"?>
 <ds:datastoreItem xmlns:ds="http://schemas.openxmlformats.org/officeDocument/2006/customXml" ds:itemID="{13CAFF09-1482-4B0E-92A6-0D424E15802E}">
   <ds:schemaRefs>
     <ds:schemaRef ds:uri="http://schemas.openxmlformats.org/officeDocument/2006/bibliography"/>
@@ -12890,14 +12878,26 @@
 </ds:datastoreItem>
 </file>
 
+<file path=customXml/itemProps2.xml><?xml version="1.0" encoding="utf-8"?>
+<ds:datastoreItem xmlns:ds="http://schemas.openxmlformats.org/officeDocument/2006/customXml" ds:itemID="{AB96A45D-AC0B-4A9D-9F5A-548FEA5AE80E}">
+  <ds:schemaRefs/>
+</ds:datastoreItem>
+</file>
+
+<file path=customXml/itemProps3.xml><?xml version="1.0" encoding="utf-8"?>
+<ds:datastoreItem xmlns:ds="http://schemas.openxmlformats.org/officeDocument/2006/customXml" ds:itemID="{EC0589DF-0B6E-4368-9754-428294D10477}">
+  <ds:schemaRefs/>
+</ds:datastoreItem>
+</file>
+
 <file path=customXml/itemProps4.xml><?xml version="1.0" encoding="utf-8"?>
-<ds:datastoreItem xmlns:ds="http://schemas.openxmlformats.org/officeDocument/2006/customXml" ds:itemID="{9F4470C7-92D3-425B-A9C7-BEEE7136E3B9}"/>
+<ds:datastoreItem xmlns:ds="http://schemas.openxmlformats.org/officeDocument/2006/customXml" ds:itemID="{25BBC0CC-5F3F-4512-BE5A-61BDA5B20A7A}"/>
 </file>
 
 <file path=customXml/itemProps5.xml><?xml version="1.0" encoding="utf-8"?>
-<ds:datastoreItem xmlns:ds="http://schemas.openxmlformats.org/officeDocument/2006/customXml" ds:itemID="{BF0CE76D-D3A4-4A0D-BEE5-3D95BD39B9A4}"/>
+<ds:datastoreItem xmlns:ds="http://schemas.openxmlformats.org/officeDocument/2006/customXml" ds:itemID="{6B51D194-A385-4477-92A6-F8F57489BDAF}"/>
 </file>
 
 <file path=customXml/itemProps6.xml><?xml version="1.0" encoding="utf-8"?>
-<ds:datastoreItem xmlns:ds="http://schemas.openxmlformats.org/officeDocument/2006/customXml" ds:itemID="{0BC3CC33-C7EB-4FBF-A5AF-5B57DAE307DE}"/>
+<ds:datastoreItem xmlns:ds="http://schemas.openxmlformats.org/officeDocument/2006/customXml" ds:itemID="{F15F9AAB-7B29-4BDE-BF99-0FB3BC07E01C}"/>
 </file>